--- a/Project Templates - Completed/5. Project Development Phase/Performance Testing/User Acceptance Testing FSD.docx
+++ b/Project Templates - Completed/5. Project Development Phase/Performance Testing/User Acceptance Testing FSD.docx
@@ -187,7 +187,7 @@
               </w:rPr>
             </w:pPr>
             <w:r>
-              <w:t>[Your Team ID]</w:t>
+              <w:t>SWTID-2026-6519</w:t>
             </w:r>
           </w:p>
         </w:tc>
@@ -2800,7 +2800,7 @@
         <w:t xml:space="preserve">Tester Name: </w:t>
       </w:r>
       <w:r>
-        <w:t>[Your Name]</w:t>
+        <w:t>Suhas V (Team Leader)</w:t>
       </w:r>
     </w:p>
     <w:p>
